--- a/t40_s5.docx
+++ b/t40_s5.docx
@@ -3,2348 +3,998 @@
 <w:document xmlns:wpc="http://schemas.microsoft.com/office/word/2010/wordprocessingCanvas" xmlns:mo="http://schemas.microsoft.com/office/mac/office/2008/main" xmlns:mc="http://schemas.openxmlformats.org/markup-compatibility/2006" xmlns:mv="urn:schemas-microsoft-com:mac:vml" xmlns:o="urn:schemas-microsoft-com:office:office" xmlns:r="http://schemas.openxmlformats.org/officeDocument/2006/relationships" xmlns:m="http://schemas.openxmlformats.org/officeDocument/2006/math" xmlns:v="urn:schemas-microsoft-com:vml" xmlns:wp14="http://schemas.microsoft.com/office/word/2010/wordprocessingDrawing" xmlns:wp="http://schemas.openxmlformats.org/drawingml/2006/wordprocessingDrawing" xmlns:w10="urn:schemas-microsoft-com:office:word" xmlns:w="http://schemas.openxmlformats.org/wordprocessingml/2006/main" xmlns:w14="http://schemas.microsoft.com/office/word/2010/wordml" xmlns:wpg="http://schemas.microsoft.com/office/word/2010/wordprocessingGroup" xmlns:wpi="http://schemas.microsoft.com/office/word/2010/wordprocessingInk" xmlns:wne="http://schemas.microsoft.com/office/word/2006/wordml" xmlns:wps="http://schemas.microsoft.com/office/word/2010/wordprocessingShape" mc:Ignorable="w14 wp14">
   <w:body>
     <w:p>
-      <w:pPr>
-        <w:spacing w:after="40" w:before="120"/>
-      </w:pPr>
       <w:r>
-        <w:rPr>
-          <w:b w:val="0"/>
-          <w:i w:val="0"/>
-          <w:sz w:val="22"/>
-        </w:rPr>
-        <w:t>Question: Select the word most similar in meaning to 'benevolent'.</w:t>
+        <w:t xml:space="preserve">Question: The famous Iron Pillar is located at:</w:t>
       </w:r>
     </w:p>
     <w:p>
-      <w:pPr>
-        <w:spacing w:after="0" w:before="0"/>
-      </w:pPr>
       <w:r>
-        <w:rPr>
-          <w:b w:val="0"/>
-          <w:i w:val="0"/>
-          <w:sz w:val="22"/>
-        </w:rPr>
-        <w:t>(a) Kind</w:t>
+        <w:t xml:space="preserve">(a) Qutub complex, Delhi</w:t>
       </w:r>
     </w:p>
     <w:p>
-      <w:pPr>
-        <w:spacing w:after="0" w:before="0"/>
-      </w:pPr>
       <w:r>
-        <w:rPr>
-          <w:b w:val="0"/>
-          <w:i w:val="0"/>
-          <w:sz w:val="22"/>
-        </w:rPr>
-        <w:t>(b) Greedy</w:t>
+        <w:t xml:space="preserve">(b) Jaipur</w:t>
       </w:r>
     </w:p>
     <w:p>
-      <w:pPr>
-        <w:spacing w:after="0" w:before="0"/>
-      </w:pPr>
       <w:r>
-        <w:rPr>
-          <w:b w:val="0"/>
-          <w:i w:val="0"/>
-          <w:sz w:val="22"/>
-        </w:rPr>
-        <w:t>(c) Cruel</w:t>
+        <w:t xml:space="preserve">(c) Agra</w:t>
       </w:r>
     </w:p>
     <w:p>
-      <w:pPr>
-        <w:spacing w:after="0" w:before="0"/>
-      </w:pPr>
       <w:r>
-        <w:rPr>
-          <w:b w:val="0"/>
-          <w:i w:val="0"/>
-          <w:sz w:val="22"/>
-        </w:rPr>
-        <w:t>(d) Stingy</w:t>
+        <w:t xml:space="preserve">(d) Lucknow</w:t>
       </w:r>
     </w:p>
     <w:p>
-      <w:pPr>
-        <w:spacing w:after="0" w:before="40"/>
-      </w:pPr>
       <w:r>
-        <w:rPr>
-          <w:b/>
-          <w:i w:val="0"/>
-          <w:sz w:val="22"/>
-        </w:rPr>
-        <w:t>Answer: a</w:t>
+        <w:t xml:space="preserve">Answer: a</w:t>
       </w:r>
     </w:p>
     <w:p>
-      <w:pPr>
-        <w:spacing w:after="0" w:before="0"/>
-      </w:pPr>
       <w:r>
-        <w:rPr>
-          <w:b w:val="0"/>
-          <w:i w:val="0"/>
-          <w:sz w:val="21"/>
-        </w:rPr>
-        <w:t>Solution: 'Benevolent' means kind and well-meaning, so 'kind' is its closest synonym. Greedy (b), cruel (c), and stingy (d) are all opposites of benevolent.</w:t>
+        <w:t xml:space="preserve">Solution: The 1,600-year-old rust-resistant Iron Pillar stands in the Qutub complex in Delhi.</w:t>
       </w:r>
     </w:p>
     <w:p>
-      <w:pPr>
-        <w:spacing w:after="0" w:before="0"/>
-      </w:pPr>
       <w:r>
-        <w:rPr>
-          <w:b w:val="0"/>
-          <w:i w:val="0"/>
-          <w:sz w:val="20"/>
-        </w:rPr>
-        <w:t>Positive Marks: 1</w:t>
+        <w:t xml:space="preserve">Positive Marks: 1</w:t>
       </w:r>
     </w:p>
     <w:p>
-      <w:pPr>
-        <w:spacing w:after="160" w:before="0"/>
-      </w:pPr>
       <w:r>
-        <w:rPr>
-          <w:b w:val="0"/>
-          <w:i w:val="0"/>
-          <w:sz w:val="20"/>
-        </w:rPr>
-        <w:t>Negative Marks: 0.25</w:t>
+        <w:t xml:space="preserve">Negative Marks: 0.25</w:t>
       </w:r>
     </w:p>
     <w:p>
-      <w:pPr>
-        <w:spacing w:after="40" w:before="120"/>
-      </w:pPr>
       <w:r>
-        <w:rPr>
-          <w:b w:val="0"/>
-          <w:i w:val="0"/>
-          <w:sz w:val="22"/>
-        </w:rPr>
-        <w:t>Question: Select the antonym of 'brave'.</w:t>
+        <w:t xml:space="preserve"/>
       </w:r>
     </w:p>
     <w:p>
-      <w:pPr>
-        <w:spacing w:after="0" w:before="0"/>
-      </w:pPr>
       <w:r>
-        <w:rPr>
-          <w:b w:val="0"/>
-          <w:i w:val="0"/>
-          <w:sz w:val="22"/>
-        </w:rPr>
-        <w:t>(a) Cowardly</w:t>
+        <w:t xml:space="preserve">Question: An item bought for ₹500 is sold for ₹400. The loss percentage is:</w:t>
       </w:r>
     </w:p>
     <w:p>
-      <w:pPr>
-        <w:spacing w:after="0" w:before="0"/>
-      </w:pPr>
       <w:r>
-        <w:rPr>
-          <w:b w:val="0"/>
-          <w:i w:val="0"/>
-          <w:sz w:val="22"/>
-        </w:rPr>
-        <w:t>(b) Courageous</w:t>
+        <w:t xml:space="preserve">(a) 25%</w:t>
       </w:r>
     </w:p>
     <w:p>
-      <w:pPr>
-        <w:spacing w:after="0" w:before="0"/>
-      </w:pPr>
       <w:r>
-        <w:rPr>
-          <w:b w:val="0"/>
-          <w:i w:val="0"/>
-          <w:sz w:val="22"/>
-        </w:rPr>
-        <w:t>(c) Fearless</w:t>
+        <w:t xml:space="preserve">(b) 10%</w:t>
       </w:r>
     </w:p>
     <w:p>
-      <w:pPr>
-        <w:spacing w:after="0" w:before="0"/>
-      </w:pPr>
       <w:r>
-        <w:rPr>
-          <w:b w:val="0"/>
-          <w:i w:val="0"/>
-          <w:sz w:val="22"/>
-        </w:rPr>
-        <w:t>(d) Bold</w:t>
+        <w:t xml:space="preserve">(c) 20%</w:t>
       </w:r>
     </w:p>
     <w:p>
-      <w:pPr>
-        <w:spacing w:after="0" w:before="40"/>
-      </w:pPr>
       <w:r>
-        <w:rPr>
-          <w:b/>
-          <w:i w:val="0"/>
-          <w:sz w:val="22"/>
-        </w:rPr>
-        <w:t>Answer: a</w:t>
+        <w:t xml:space="preserve">(d) 15%</w:t>
       </w:r>
     </w:p>
     <w:p>
-      <w:pPr>
-        <w:spacing w:after="0" w:before="0"/>
-      </w:pPr>
       <w:r>
-        <w:rPr>
-          <w:b w:val="0"/>
-          <w:i w:val="0"/>
-          <w:sz w:val="21"/>
-        </w:rPr>
-        <w:t>Solution: 'Brave' means courageous, so its opposite is 'cowardly'. Courageous (b), fearless (c), and bold (d) are synonyms of brave.</w:t>
+        <w:t xml:space="preserve">Answer: c</w:t>
       </w:r>
     </w:p>
     <w:p>
-      <w:pPr>
-        <w:spacing w:after="0" w:before="0"/>
-      </w:pPr>
       <w:r>
-        <w:rPr>
-          <w:b w:val="0"/>
-          <w:i w:val="0"/>
-          <w:sz w:val="20"/>
-        </w:rPr>
-        <w:t>Positive Marks: 1</w:t>
+        <w:t xml:space="preserve">Solution: Loss = 500 - 400 = 100; 100/500 x 100 = 20%.</w:t>
       </w:r>
     </w:p>
     <w:p>
-      <w:pPr>
-        <w:spacing w:after="160" w:before="0"/>
-      </w:pPr>
       <w:r>
-        <w:rPr>
-          <w:b w:val="0"/>
-          <w:i w:val="0"/>
-          <w:sz w:val="20"/>
-        </w:rPr>
-        <w:t>Negative Marks: 0.25</w:t>
+        <w:t xml:space="preserve">Positive Marks: 1</w:t>
       </w:r>
     </w:p>
     <w:p>
-      <w:pPr>
-        <w:spacing w:after="40" w:before="120"/>
-      </w:pPr>
       <w:r>
-        <w:rPr>
-          <w:b w:val="0"/>
-          <w:i w:val="0"/>
-          <w:sz w:val="22"/>
-        </w:rPr>
-        <w:t>Question: A person appointed to settle a dispute between two parties is called an:</w:t>
+        <w:t xml:space="preserve">Negative Marks: 0.25</w:t>
       </w:r>
     </w:p>
     <w:p>
-      <w:pPr>
-        <w:spacing w:after="0" w:before="0"/>
-      </w:pPr>
       <w:r>
-        <w:rPr>
-          <w:b w:val="0"/>
-          <w:i w:val="0"/>
-          <w:sz w:val="22"/>
-        </w:rPr>
-        <w:t>(a) Arbitrator</w:t>
+        <w:t xml:space="preserve"/>
       </w:r>
     </w:p>
     <w:p>
-      <w:pPr>
-        <w:spacing w:after="0" w:before="0"/>
-      </w:pPr>
       <w:r>
-        <w:rPr>
-          <w:b w:val="0"/>
-          <w:i w:val="0"/>
-          <w:sz w:val="22"/>
-        </w:rPr>
-        <w:t>(b) Orator</w:t>
+        <w:t xml:space="preserve">Question: MS PowerPoint is used to create:</w:t>
       </w:r>
     </w:p>
     <w:p>
-      <w:pPr>
-        <w:spacing w:after="0" w:before="0"/>
-      </w:pPr>
       <w:r>
-        <w:rPr>
-          <w:b w:val="0"/>
-          <w:i w:val="0"/>
-          <w:sz w:val="22"/>
-        </w:rPr>
-        <w:t>(c) Auditor</w:t>
+        <w:t xml:space="preserve">(a) Presentations</w:t>
       </w:r>
     </w:p>
     <w:p>
-      <w:pPr>
-        <w:spacing w:after="0" w:before="0"/>
-      </w:pPr>
       <w:r>
-        <w:rPr>
-          <w:b w:val="0"/>
-          <w:i w:val="0"/>
-          <w:sz w:val="22"/>
-        </w:rPr>
-        <w:t>(d) Curator</w:t>
+        <w:t xml:space="preserve">(b) Spreadsheets</w:t>
       </w:r>
     </w:p>
     <w:p>
-      <w:pPr>
-        <w:spacing w:after="0" w:before="40"/>
-      </w:pPr>
       <w:r>
-        <w:rPr>
-          <w:b/>
-          <w:i w:val="0"/>
-          <w:sz w:val="22"/>
-        </w:rPr>
-        <w:t>Answer: a</w:t>
+        <w:t xml:space="preserve">(c) Databases</w:t>
       </w:r>
     </w:p>
     <w:p>
-      <w:pPr>
-        <w:spacing w:after="0" w:before="0"/>
-      </w:pPr>
       <w:r>
-        <w:rPr>
-          <w:b w:val="0"/>
-          <w:i w:val="0"/>
-          <w:sz w:val="21"/>
-        </w:rPr>
-        <w:t>Solution: An arbitrator is a person appointed to settle a dispute impartially. An orator (b) is a public speaker, an auditor (c) examines accounts, and a curator (d) manages a museum collection.</w:t>
+        <w:t xml:space="preserve">(d) Websites only</w:t>
       </w:r>
     </w:p>
     <w:p>
-      <w:pPr>
-        <w:spacing w:after="0" w:before="0"/>
-      </w:pPr>
       <w:r>
-        <w:rPr>
-          <w:b w:val="0"/>
-          <w:i w:val="0"/>
-          <w:sz w:val="20"/>
-        </w:rPr>
-        <w:t>Positive Marks: 1</w:t>
+        <w:t xml:space="preserve">Answer: a</w:t>
       </w:r>
     </w:p>
     <w:p>
-      <w:pPr>
-        <w:spacing w:after="160" w:before="0"/>
-      </w:pPr>
       <w:r>
-        <w:rPr>
-          <w:b w:val="0"/>
-          <w:i w:val="0"/>
-          <w:sz w:val="20"/>
-        </w:rPr>
-        <w:t>Negative Marks: 0.25</w:t>
+        <w:t xml:space="preserve">Solution: PowerPoint builds slide presentations; Excel makes spreadsheets and Access builds databases.</w:t>
       </w:r>
     </w:p>
     <w:p>
-      <w:pPr>
-        <w:spacing w:after="40" w:before="120"/>
-      </w:pPr>
       <w:r>
-        <w:rPr>
-          <w:b w:val="0"/>
-          <w:i w:val="0"/>
-          <w:sz w:val="22"/>
-        </w:rPr>
-        <w:t>Question: What is the meaning of the idiom 'to steal someone's thunder'?</w:t>
+        <w:t xml:space="preserve">Positive Marks: 1</w:t>
       </w:r>
     </w:p>
     <w:p>
-      <w:pPr>
-        <w:spacing w:after="0" w:before="0"/>
-      </w:pPr>
       <w:r>
-        <w:rPr>
-          <w:b w:val="0"/>
-          <w:i w:val="0"/>
-          <w:sz w:val="22"/>
-        </w:rPr>
-        <w:t>(a) To take credit for someone else's idea or achievement</w:t>
+        <w:t xml:space="preserve">Negative Marks: 0.25</w:t>
       </w:r>
     </w:p>
     <w:p>
-      <w:pPr>
-        <w:spacing w:after="0" w:before="0"/>
-      </w:pPr>
       <w:r>
-        <w:rPr>
-          <w:b w:val="0"/>
-          <w:i w:val="0"/>
-          <w:sz w:val="22"/>
-        </w:rPr>
-        <w:t>(b) To steal an object during a storm</w:t>
+        <w:t xml:space="preserve"/>
       </w:r>
     </w:p>
     <w:p>
-      <w:pPr>
-        <w:spacing w:after="0" w:before="0"/>
-      </w:pPr>
       <w:r>
-        <w:rPr>
-          <w:b w:val="0"/>
-          <w:i w:val="0"/>
-          <w:sz w:val="22"/>
-        </w:rPr>
-        <w:t>(c) To speak very loudly</w:t>
+        <w:t xml:space="preserve">Question: Kaziranga National Park is famous for the:</w:t>
       </w:r>
     </w:p>
     <w:p>
-      <w:pPr>
-        <w:spacing w:after="0" w:before="0"/>
-      </w:pPr>
       <w:r>
-        <w:rPr>
-          <w:b w:val="0"/>
-          <w:i w:val="0"/>
-          <w:sz w:val="22"/>
-        </w:rPr>
-        <w:t>(d) To rain heavily</w:t>
+        <w:t xml:space="preserve">(a) Lion</w:t>
       </w:r>
     </w:p>
     <w:p>
-      <w:pPr>
-        <w:spacing w:after="0" w:before="40"/>
-      </w:pPr>
       <w:r>
-        <w:rPr>
-          <w:b/>
-          <w:i w:val="0"/>
-          <w:sz w:val="22"/>
-        </w:rPr>
-        <w:t>Answer: a</w:t>
+        <w:t xml:space="preserve">(b) Tiger</w:t>
       </w:r>
     </w:p>
     <w:p>
-      <w:pPr>
-        <w:spacing w:after="0" w:before="0"/>
-      </w:pPr>
       <w:r>
-        <w:rPr>
-          <w:b w:val="0"/>
-          <w:i w:val="0"/>
-          <w:sz w:val="21"/>
-        </w:rPr>
-        <w:t>Solution: 'To steal someone's thunder' means to take the attention or credit for another person's achievement or idea. The other options are literal interpretations.</w:t>
+        <w:t xml:space="preserve">(c) Snow leopard</w:t>
       </w:r>
     </w:p>
     <w:p>
-      <w:pPr>
-        <w:spacing w:after="0" w:before="0"/>
-      </w:pPr>
       <w:r>
-        <w:rPr>
-          <w:b w:val="0"/>
-          <w:i w:val="0"/>
-          <w:sz w:val="20"/>
-        </w:rPr>
-        <w:t>Positive Marks: 1</w:t>
+        <w:t xml:space="preserve">(d) One-horned rhinoceros</w:t>
       </w:r>
     </w:p>
     <w:p>
-      <w:pPr>
-        <w:spacing w:after="160" w:before="0"/>
-      </w:pPr>
       <w:r>
-        <w:rPr>
-          <w:b w:val="0"/>
-          <w:i w:val="0"/>
-          <w:sz w:val="20"/>
-        </w:rPr>
-        <w:t>Negative Marks: 0.25</w:t>
+        <w:t xml:space="preserve">Answer: d</w:t>
       </w:r>
     </w:p>
     <w:p>
-      <w:pPr>
-        <w:spacing w:after="40" w:before="120"/>
-      </w:pPr>
       <w:r>
-        <w:rPr>
-          <w:b w:val="0"/>
-          <w:i w:val="0"/>
-          <w:sz w:val="22"/>
-        </w:rPr>
-        <w:t>Question: Which of the following words is correctly spelled?</w:t>
+        <w:t xml:space="preserve">Solution: Kaziranga in Assam shelters the world's largest population of the greater one-horned rhinoceros.</w:t>
       </w:r>
     </w:p>
     <w:p>
-      <w:pPr>
-        <w:spacing w:after="0" w:before="0"/>
-      </w:pPr>
       <w:r>
-        <w:rPr>
-          <w:b w:val="0"/>
-          <w:i w:val="0"/>
-          <w:sz w:val="22"/>
-        </w:rPr>
-        <w:t>(a) Embarras</w:t>
+        <w:t xml:space="preserve">Positive Marks: 1</w:t>
       </w:r>
     </w:p>
     <w:p>
-      <w:pPr>
-        <w:spacing w:after="0" w:before="0"/>
-      </w:pPr>
       <w:r>
-        <w:rPr>
-          <w:b w:val="0"/>
-          <w:i w:val="0"/>
-          <w:sz w:val="22"/>
-        </w:rPr>
-        <w:t>(b) Embarass</w:t>
+        <w:t xml:space="preserve">Negative Marks: 0.25</w:t>
       </w:r>
     </w:p>
     <w:p>
-      <w:pPr>
-        <w:spacing w:after="0" w:before="0"/>
-      </w:pPr>
       <w:r>
-        <w:rPr>
-          <w:b w:val="0"/>
-          <w:i w:val="0"/>
-          <w:sz w:val="22"/>
-        </w:rPr>
-        <w:t>(c) Embarrass</w:t>
+        <w:t xml:space="preserve"/>
       </w:r>
     </w:p>
     <w:p>
-      <w:pPr>
-        <w:spacing w:after="0" w:before="0"/>
-      </w:pPr>
       <w:r>
-        <w:rPr>
-          <w:b w:val="0"/>
-          <w:i w:val="0"/>
-          <w:sz w:val="22"/>
-        </w:rPr>
-        <w:t>(d) Embarrrass</w:t>
+        <w:t xml:space="preserve">Question: The perimeter of a rectangle 12 m long and 8 m wide is:</w:t>
       </w:r>
     </w:p>
     <w:p>
-      <w:pPr>
-        <w:spacing w:after="0" w:before="40"/>
-      </w:pPr>
       <w:r>
-        <w:rPr>
-          <w:b/>
-          <w:i w:val="0"/>
-          <w:sz w:val="22"/>
-        </w:rPr>
-        <w:t>Answer: c</w:t>
+        <w:t xml:space="preserve">(a) 96 m</w:t>
       </w:r>
     </w:p>
     <w:p>
-      <w:pPr>
-        <w:spacing w:after="0" w:before="0"/>
-      </w:pPr>
       <w:r>
-        <w:rPr>
-          <w:b w:val="0"/>
-          <w:i w:val="0"/>
-          <w:sz w:val="21"/>
-        </w:rPr>
-        <w:t>Solution: The correct spelling is 'embarrass'—double 'r' and double 's'. The other options have incorrect single or double letters.</w:t>
+        <w:t xml:space="preserve">(b) 40 m</w:t>
       </w:r>
     </w:p>
     <w:p>
-      <w:pPr>
-        <w:spacing w:after="0" w:before="0"/>
-      </w:pPr>
       <w:r>
-        <w:rPr>
-          <w:b w:val="0"/>
-          <w:i w:val="0"/>
-          <w:sz w:val="20"/>
-        </w:rPr>
-        <w:t>Positive Marks: 1</w:t>
+        <w:t xml:space="preserve">(c) 20 m</w:t>
       </w:r>
     </w:p>
     <w:p>
-      <w:pPr>
-        <w:spacing w:after="160" w:before="0"/>
-      </w:pPr>
       <w:r>
-        <w:rPr>
-          <w:b w:val="0"/>
-          <w:i w:val="0"/>
-          <w:sz w:val="20"/>
-        </w:rPr>
-        <w:t>Negative Marks: 0.25</w:t>
+        <w:t xml:space="preserve">(d) 48 m</w:t>
       </w:r>
     </w:p>
     <w:p>
-      <w:pPr>
-        <w:spacing w:after="40" w:before="120"/>
-      </w:pPr>
       <w:r>
-        <w:rPr>
-          <w:b w:val="0"/>
-          <w:i w:val="0"/>
-          <w:sz w:val="22"/>
-        </w:rPr>
-        <w:t>Question: Identify the part of the sentence that contains an error: 'The committee (a) have decided (b) to postpone (c) the meeting (d).'</w:t>
+        <w:t xml:space="preserve">Answer: b</w:t>
       </w:r>
     </w:p>
     <w:p>
-      <w:pPr>
-        <w:spacing w:after="0" w:before="0"/>
-      </w:pPr>
       <w:r>
-        <w:rPr>
-          <w:b w:val="0"/>
-          <w:i w:val="0"/>
-          <w:sz w:val="22"/>
-        </w:rPr>
-        <w:t>(a) (a)</w:t>
+        <w:t xml:space="preserve">Solution: Perimeter = 2 x (length + width) = 2 x (12 + 8) = 40 m.</w:t>
       </w:r>
     </w:p>
     <w:p>
-      <w:pPr>
-        <w:spacing w:after="0" w:before="0"/>
-      </w:pPr>
       <w:r>
-        <w:rPr>
-          <w:b w:val="0"/>
-          <w:i w:val="0"/>
-          <w:sz w:val="22"/>
-        </w:rPr>
-        <w:t>(b) (b)</w:t>
+        <w:t xml:space="preserve">Positive Marks: 1</w:t>
       </w:r>
     </w:p>
     <w:p>
-      <w:pPr>
-        <w:spacing w:after="0" w:before="0"/>
-      </w:pPr>
       <w:r>
-        <w:rPr>
-          <w:b w:val="0"/>
-          <w:i w:val="0"/>
-          <w:sz w:val="22"/>
-        </w:rPr>
-        <w:t>(c) (c)</w:t>
+        <w:t xml:space="preserve">Negative Marks: 0.25</w:t>
       </w:r>
     </w:p>
     <w:p>
-      <w:pPr>
-        <w:spacing w:after="0" w:before="0"/>
-      </w:pPr>
       <w:r>
-        <w:rPr>
-          <w:b w:val="0"/>
-          <w:i w:val="0"/>
-          <w:sz w:val="22"/>
-        </w:rPr>
-        <w:t>(d) (d)</w:t>
+        <w:t xml:space="preserve"/>
       </w:r>
     </w:p>
     <w:p>
-      <w:pPr>
-        <w:spacing w:after="0" w:before="40"/>
-      </w:pPr>
       <w:r>
-        <w:rPr>
-          <w:b/>
-          <w:i w:val="0"/>
-          <w:sz w:val="22"/>
-        </w:rPr>
-        <w:t>Answer: b</w:t>
+        <w:t xml:space="preserve">Question: Which of the following is a search engine?</w:t>
       </w:r>
     </w:p>
     <w:p>
-      <w:pPr>
-        <w:spacing w:after="0" w:before="0"/>
-      </w:pPr>
       <w:r>
-        <w:rPr>
-          <w:b w:val="0"/>
-          <w:i w:val="0"/>
-          <w:sz w:val="21"/>
-        </w:rPr>
-        <w:t>Solution: 'Committee' is a collective noun that takes a singular verb when acting as a unit, so the correct form is 'has decided', not 'have decided'. The error is in part (b).</w:t>
+        <w:t xml:space="preserve">(a) MS Word</w:t>
       </w:r>
     </w:p>
     <w:p>
-      <w:pPr>
-        <w:spacing w:after="0" w:before="0"/>
-      </w:pPr>
       <w:r>
-        <w:rPr>
-          <w:b w:val="0"/>
-          <w:i w:val="0"/>
-          <w:sz w:val="20"/>
-        </w:rPr>
-        <w:t>Positive Marks: 1</w:t>
+        <w:t xml:space="preserve">(b) Windows</w:t>
       </w:r>
     </w:p>
     <w:p>
-      <w:pPr>
-        <w:spacing w:after="160" w:before="0"/>
-      </w:pPr>
       <w:r>
-        <w:rPr>
-          <w:b w:val="0"/>
-          <w:i w:val="0"/>
-          <w:sz w:val="20"/>
-        </w:rPr>
-        <w:t>Negative Marks: 0.25</w:t>
+        <w:t xml:space="preserve">(c) Google</w:t>
       </w:r>
     </w:p>
     <w:p>
-      <w:pPr>
-        <w:spacing w:after="40" w:before="120"/>
-      </w:pPr>
       <w:r>
-        <w:rPr>
-          <w:b w:val="0"/>
-          <w:i w:val="0"/>
-          <w:sz w:val="22"/>
-        </w:rPr>
-        <w:t>Question: Change the following sentence into passive voice: 'She writes a letter.'</w:t>
+        <w:t xml:space="preserve">(d) Notepad</w:t>
       </w:r>
     </w:p>
     <w:p>
-      <w:pPr>
-        <w:spacing w:after="0" w:before="0"/>
-      </w:pPr>
       <w:r>
-        <w:rPr>
-          <w:b w:val="0"/>
-          <w:i w:val="0"/>
-          <w:sz w:val="22"/>
-        </w:rPr>
-        <w:t>(a) A letter is written by her</w:t>
+        <w:t xml:space="preserve">Answer: c</w:t>
       </w:r>
     </w:p>
     <w:p>
-      <w:pPr>
-        <w:spacing w:after="0" w:before="0"/>
-      </w:pPr>
       <w:r>
-        <w:rPr>
-          <w:b w:val="0"/>
-          <w:i w:val="0"/>
-          <w:sz w:val="22"/>
-        </w:rPr>
-        <w:t>(b) A letter was written by her</w:t>
+        <w:t xml:space="preserve">Solution: Google is a search engine for finding web pages; MS Word and Notepad are applications and Windows is an operating system.</w:t>
       </w:r>
     </w:p>
     <w:p>
-      <w:pPr>
-        <w:spacing w:after="0" w:before="0"/>
-      </w:pPr>
       <w:r>
-        <w:rPr>
-          <w:b w:val="0"/>
-          <w:i w:val="0"/>
-          <w:sz w:val="22"/>
-        </w:rPr>
-        <w:t>(c) A letter has been written by her</w:t>
+        <w:t xml:space="preserve">Positive Marks: 1</w:t>
       </w:r>
     </w:p>
     <w:p>
-      <w:pPr>
-        <w:spacing w:after="0" w:before="0"/>
-      </w:pPr>
       <w:r>
-        <w:rPr>
-          <w:b w:val="0"/>
-          <w:i w:val="0"/>
-          <w:sz w:val="22"/>
-        </w:rPr>
-        <w:t>(d) A letter is being written by her</w:t>
+        <w:t xml:space="preserve">Negative Marks: 0.25</w:t>
       </w:r>
     </w:p>
     <w:p>
-      <w:pPr>
-        <w:spacing w:after="0" w:before="40"/>
-      </w:pPr>
       <w:r>
-        <w:rPr>
-          <w:b/>
-          <w:i w:val="0"/>
-          <w:sz w:val="22"/>
-        </w:rPr>
-        <w:t>Answer: a</w:t>
+        <w:t xml:space="preserve"/>
       </w:r>
     </w:p>
     <w:p>
-      <w:pPr>
-        <w:spacing w:after="0" w:before="0"/>
-      </w:pPr>
       <w:r>
-        <w:rPr>
-          <w:b w:val="0"/>
-          <w:i w:val="0"/>
-          <w:sz w:val="21"/>
-        </w:rPr>
-        <w:t>Solution: The active sentence is in the simple present tense, so the passive form is 'is written'—'A letter is written by her'. The other options use different tenses.</w:t>
+        <w:t xml:space="preserve">Question: The first Indian to win an Oscar (for lifetime achievement) was:</w:t>
       </w:r>
     </w:p>
     <w:p>
-      <w:pPr>
-        <w:spacing w:after="0" w:before="0"/>
-      </w:pPr>
       <w:r>
-        <w:rPr>
-          <w:b w:val="0"/>
-          <w:i w:val="0"/>
-          <w:sz w:val="20"/>
-        </w:rPr>
-        <w:t>Positive Marks: 1</w:t>
+        <w:t xml:space="preserve">(a) Satyajit Ray</w:t>
       </w:r>
     </w:p>
     <w:p>
-      <w:pPr>
-        <w:spacing w:after="160" w:before="0"/>
-      </w:pPr>
       <w:r>
-        <w:rPr>
-          <w:b w:val="0"/>
-          <w:i w:val="0"/>
-          <w:sz w:val="20"/>
-        </w:rPr>
-        <w:t>Negative Marks: 0.25</w:t>
+        <w:t xml:space="preserve">(b) Raj Kapoor</w:t>
       </w:r>
     </w:p>
     <w:p>
-      <w:pPr>
-        <w:spacing w:after="40" w:before="120"/>
-      </w:pPr>
       <w:r>
-        <w:rPr>
-          <w:b w:val="0"/>
-          <w:i w:val="0"/>
-          <w:sz w:val="22"/>
-        </w:rPr>
-        <w:t>Question: Fill in the blank with the correct preposition: 'The train arrived ___ time.'</w:t>
+        <w:t xml:space="preserve">(c) A.R. Rahman</w:t>
       </w:r>
     </w:p>
     <w:p>
-      <w:pPr>
-        <w:spacing w:after="0" w:before="0"/>
-      </w:pPr>
       <w:r>
-        <w:rPr>
-          <w:b w:val="0"/>
-          <w:i w:val="0"/>
-          <w:sz w:val="22"/>
-        </w:rPr>
-        <w:t>(a) on</w:t>
+        <w:t xml:space="preserve">(d) Amitabh Bachchan</w:t>
       </w:r>
     </w:p>
     <w:p>
-      <w:pPr>
-        <w:spacing w:after="0" w:before="0"/>
-      </w:pPr>
       <w:r>
-        <w:rPr>
-          <w:b w:val="0"/>
-          <w:i w:val="0"/>
-          <w:sz w:val="22"/>
-        </w:rPr>
-        <w:t>(b) in</w:t>
+        <w:t xml:space="preserve">Answer: a</w:t>
       </w:r>
     </w:p>
     <w:p>
-      <w:pPr>
-        <w:spacing w:after="0" w:before="0"/>
-      </w:pPr>
       <w:r>
-        <w:rPr>
-          <w:b w:val="0"/>
-          <w:i w:val="0"/>
-          <w:sz w:val="22"/>
-        </w:rPr>
-        <w:t>(c) at</w:t>
+        <w:t xml:space="preserve">Solution: Satyajit Ray received an Honorary Oscar in 1992 for his lifetime of filmmaking.</w:t>
       </w:r>
     </w:p>
     <w:p>
-      <w:pPr>
-        <w:spacing w:after="0" w:before="0"/>
-      </w:pPr>
       <w:r>
-        <w:rPr>
-          <w:b w:val="0"/>
-          <w:i w:val="0"/>
-          <w:sz w:val="22"/>
-        </w:rPr>
-        <w:t>(d) by</w:t>
+        <w:t xml:space="preserve">Positive Marks: 1</w:t>
       </w:r>
     </w:p>
     <w:p>
-      <w:pPr>
-        <w:spacing w:after="0" w:before="40"/>
-      </w:pPr>
       <w:r>
-        <w:rPr>
-          <w:b/>
-          <w:i w:val="0"/>
-          <w:sz w:val="22"/>
-        </w:rPr>
-        <w:t>Answer: a</w:t>
+        <w:t xml:space="preserve">Negative Marks: 0.25</w:t>
       </w:r>
     </w:p>
     <w:p>
-      <w:pPr>
-        <w:spacing w:after="0" w:before="0"/>
-      </w:pPr>
       <w:r>
-        <w:rPr>
-          <w:b w:val="0"/>
-          <w:i w:val="0"/>
-          <w:sz w:val="21"/>
-        </w:rPr>
-        <w:t>Solution: The correct phrase is 'on time', meaning punctually. The other prepositions do not collocate with 'time' in this sense.</w:t>
+        <w:t xml:space="preserve"/>
       </w:r>
     </w:p>
     <w:p>
-      <w:pPr>
-        <w:spacing w:after="0" w:before="0"/>
-      </w:pPr>
       <w:r>
-        <w:rPr>
-          <w:b w:val="0"/>
-          <w:i w:val="0"/>
-          <w:sz w:val="20"/>
-        </w:rPr>
-        <w:t>Positive Marks: 1</w:t>
+        <w:t xml:space="preserve">Question: The area of a square with side 15 cm is:</w:t>
       </w:r>
     </w:p>
     <w:p>
-      <w:pPr>
-        <w:spacing w:after="160" w:before="0"/>
-      </w:pPr>
       <w:r>
-        <w:rPr>
-          <w:b w:val="0"/>
-          <w:i w:val="0"/>
-          <w:sz w:val="20"/>
-        </w:rPr>
-        <w:t>Negative Marks: 0.25</w:t>
+        <w:t xml:space="preserve">(a) 30 sq cm</w:t>
       </w:r>
     </w:p>
     <w:p>
-      <w:pPr>
-        <w:spacing w:after="40" w:before="120"/>
-      </w:pPr>
       <w:r>
-        <w:rPr>
-          <w:b w:val="0"/>
-          <w:i w:val="0"/>
-          <w:sz w:val="22"/>
-        </w:rPr>
-        <w:t>Question: If a : b = 2 : 3 and b : c = 4 : 5, then a : c is:</w:t>
+        <w:t xml:space="preserve">(b) 60 sq cm</w:t>
       </w:r>
     </w:p>
     <w:p>
-      <w:pPr>
-        <w:spacing w:after="0" w:before="0"/>
-      </w:pPr>
       <w:r>
-        <w:rPr>
-          <w:b w:val="0"/>
-          <w:i w:val="0"/>
-          <w:sz w:val="22"/>
-        </w:rPr>
-        <w:t>(a) 8 : 15</w:t>
+        <w:t xml:space="preserve">(c) 225 sq cm</w:t>
       </w:r>
     </w:p>
     <w:p>
-      <w:pPr>
-        <w:spacing w:after="0" w:before="0"/>
-      </w:pPr>
       <w:r>
-        <w:rPr>
-          <w:b w:val="0"/>
-          <w:i w:val="0"/>
-          <w:sz w:val="22"/>
-        </w:rPr>
-        <w:t>(b) 2 : 5</w:t>
+        <w:t xml:space="preserve">(d) 150 sq cm</w:t>
       </w:r>
     </w:p>
     <w:p>
-      <w:pPr>
-        <w:spacing w:after="0" w:before="0"/>
-      </w:pPr>
       <w:r>
-        <w:rPr>
-          <w:b w:val="0"/>
-          <w:i w:val="0"/>
-          <w:sz w:val="22"/>
-        </w:rPr>
-        <w:t>(c) 3 : 5</w:t>
+        <w:t xml:space="preserve">Answer: c</w:t>
       </w:r>
     </w:p>
     <w:p>
-      <w:pPr>
-        <w:spacing w:after="0" w:before="0"/>
-      </w:pPr>
       <w:r>
-        <w:rPr>
-          <w:b w:val="0"/>
-          <w:i w:val="0"/>
-          <w:sz w:val="22"/>
-        </w:rPr>
-        <w:t>(d) 4 : 15</w:t>
+        <w:t xml:space="preserve">Solution: Area = side x side = 15 x 15 = 225 sq cm.</w:t>
       </w:r>
     </w:p>
     <w:p>
-      <w:pPr>
-        <w:spacing w:after="0" w:before="40"/>
-      </w:pPr>
       <w:r>
-        <w:rPr>
-          <w:b/>
-          <w:i w:val="0"/>
-          <w:sz w:val="22"/>
-        </w:rPr>
-        <w:t>Answer: a</w:t>
+        <w:t xml:space="preserve">Positive Marks: 1</w:t>
       </w:r>
     </w:p>
     <w:p>
-      <w:pPr>
-        <w:spacing w:after="0" w:before="0"/>
-      </w:pPr>
       <w:r>
-        <w:rPr>
-          <w:b w:val="0"/>
-          <w:i w:val="0"/>
-          <w:sz w:val="21"/>
-        </w:rPr>
-        <w:t>Solution: Make b common: a:b = 2:3 = 8:12 and b:c = 4:5 = 12:15, so a:c = 8:15. The other options are incorrect proportions.</w:t>
+        <w:t xml:space="preserve">Negative Marks: 0.25</w:t>
       </w:r>
     </w:p>
     <w:p>
-      <w:pPr>
-        <w:spacing w:after="0" w:before="0"/>
-      </w:pPr>
       <w:r>
-        <w:rPr>
-          <w:b w:val="0"/>
-          <w:i w:val="0"/>
-          <w:sz w:val="20"/>
-        </w:rPr>
-        <w:t>Positive Marks: 1</w:t>
+        <w:t xml:space="preserve"/>
       </w:r>
     </w:p>
     <w:p>
-      <w:pPr>
-        <w:spacing w:after="160" w:before="0"/>
-      </w:pPr>
       <w:r>
-        <w:rPr>
-          <w:b w:val="0"/>
-          <w:i w:val="0"/>
-          <w:sz w:val="20"/>
-        </w:rPr>
-        <w:t>Negative Marks: 0.25</w:t>
+        <w:t xml:space="preserve">Question: A fraudulent email that tricks users into revealing passwords is called:</w:t>
       </w:r>
     </w:p>
     <w:p>
-      <w:pPr>
-        <w:spacing w:after="40" w:before="120"/>
-      </w:pPr>
       <w:r>
-        <w:rPr>
-          <w:b w:val="0"/>
-          <w:i w:val="0"/>
-          <w:sz w:val="22"/>
-        </w:rPr>
-        <w:t>Question: The perimeter of a square is 40 cm. What is its area?</w:t>
+        <w:t xml:space="preserve">(a) Spam only</w:t>
       </w:r>
     </w:p>
     <w:p>
-      <w:pPr>
-        <w:spacing w:after="0" w:before="0"/>
-      </w:pPr>
       <w:r>
-        <w:rPr>
-          <w:b w:val="0"/>
-          <w:i w:val="0"/>
-          <w:sz w:val="22"/>
-        </w:rPr>
-        <w:t>(a) 100 sq cm</w:t>
+        <w:t xml:space="preserve">(b) Phishing</w:t>
       </w:r>
     </w:p>
     <w:p>
-      <w:pPr>
-        <w:spacing w:after="0" w:before="0"/>
-      </w:pPr>
       <w:r>
-        <w:rPr>
-          <w:b w:val="0"/>
-          <w:i w:val="0"/>
-          <w:sz w:val="22"/>
-        </w:rPr>
-        <w:t>(b) 160 sq cm</w:t>
+        <w:t xml:space="preserve">(c) Firewall</w:t>
       </w:r>
     </w:p>
     <w:p>
-      <w:pPr>
-        <w:spacing w:after="0" w:before="0"/>
-      </w:pPr>
       <w:r>
-        <w:rPr>
-          <w:b w:val="0"/>
-          <w:i w:val="0"/>
-          <w:sz w:val="22"/>
-        </w:rPr>
-        <w:t>(c) 80 sq cm</w:t>
+        <w:t xml:space="preserve">(d) Encryption</w:t>
       </w:r>
     </w:p>
     <w:p>
-      <w:pPr>
-        <w:spacing w:after="0" w:before="0"/>
-      </w:pPr>
       <w:r>
-        <w:rPr>
-          <w:b w:val="0"/>
-          <w:i w:val="0"/>
-          <w:sz w:val="22"/>
-        </w:rPr>
-        <w:t>(d) 400 sq cm</w:t>
+        <w:t xml:space="preserve">Answer: b</w:t>
       </w:r>
     </w:p>
     <w:p>
-      <w:pPr>
-        <w:spacing w:after="0" w:before="40"/>
-      </w:pPr>
       <w:r>
-        <w:rPr>
-          <w:b/>
-          <w:i w:val="0"/>
-          <w:sz w:val="22"/>
-        </w:rPr>
-        <w:t>Answer: a</w:t>
+        <w:t xml:space="preserve">Solution: Phishing impersonates trusted sources to steal credentials; never click links or share passwords in such emails.</w:t>
       </w:r>
     </w:p>
     <w:p>
-      <w:pPr>
-        <w:spacing w:after="0" w:before="0"/>
-      </w:pPr>
       <w:r>
-        <w:rPr>
-          <w:b w:val="0"/>
-          <w:i w:val="0"/>
-          <w:sz w:val="21"/>
-        </w:rPr>
-        <w:t>Solution: Perimeter of a square = 4 × side, so side = 40 ÷ 4 = 10 cm, and area = side² = 100 sq cm. The other options are incorrect.</w:t>
+        <w:t xml:space="preserve">Positive Marks: 1</w:t>
       </w:r>
     </w:p>
     <w:p>
-      <w:pPr>
-        <w:spacing w:after="0" w:before="0"/>
-      </w:pPr>
       <w:r>
-        <w:rPr>
-          <w:b w:val="0"/>
-          <w:i w:val="0"/>
-          <w:sz w:val="20"/>
-        </w:rPr>
-        <w:t>Positive Marks: 1</w:t>
+        <w:t xml:space="preserve">Negative Marks: 0.25</w:t>
       </w:r>
     </w:p>
     <w:p>
-      <w:pPr>
-        <w:spacing w:after="160" w:before="0"/>
-      </w:pPr>
       <w:r>
-        <w:rPr>
-          <w:b w:val="0"/>
-          <w:i w:val="0"/>
-          <w:sz w:val="20"/>
-        </w:rPr>
-        <w:t>Negative Marks: 0.25</w:t>
+        <w:t xml:space="preserve"/>
       </w:r>
     </w:p>
     <w:p>
-      <w:pPr>
-        <w:spacing w:after="40" w:before="120"/>
-      </w:pPr>
       <w:r>
-        <w:rPr>
-          <w:b w:val="0"/>
-          <w:i w:val="0"/>
-          <w:sz w:val="22"/>
-        </w:rPr>
-        <w:t>Question: Which river is known as the 'Sorrow of Bengal'?</w:t>
+        <w:t xml:space="preserve">Question: How many colors does the Indian national flag have?</w:t>
       </w:r>
     </w:p>
     <w:p>
-      <w:pPr>
-        <w:spacing w:after="0" w:before="0"/>
-      </w:pPr>
       <w:r>
-        <w:rPr>
-          <w:b w:val="0"/>
-          <w:i w:val="0"/>
-          <w:sz w:val="22"/>
-        </w:rPr>
-        <w:t>(a) Damodar</w:t>
+        <w:t xml:space="preserve">(a) One</w:t>
       </w:r>
     </w:p>
     <w:p>
-      <w:pPr>
-        <w:spacing w:after="0" w:before="0"/>
-      </w:pPr>
       <w:r>
-        <w:rPr>
-          <w:b w:val="0"/>
-          <w:i w:val="0"/>
-          <w:sz w:val="22"/>
-        </w:rPr>
-        <w:t>(b) Ganga</w:t>
+        <w:t xml:space="preserve">(b) Two</w:t>
       </w:r>
     </w:p>
     <w:p>
-      <w:pPr>
-        <w:spacing w:after="0" w:before="0"/>
-      </w:pPr>
       <w:r>
-        <w:rPr>
-          <w:b w:val="0"/>
-          <w:i w:val="0"/>
-          <w:sz w:val="22"/>
-        </w:rPr>
-        <w:t>(c) Brahmaputra</w:t>
+        <w:t xml:space="preserve">(c) Three</w:t>
       </w:r>
     </w:p>
     <w:p>
-      <w:pPr>
-        <w:spacing w:after="0" w:before="0"/>
-      </w:pPr>
       <w:r>
-        <w:rPr>
-          <w:b w:val="0"/>
-          <w:i w:val="0"/>
-          <w:sz w:val="22"/>
-        </w:rPr>
-        <w:t>(d) Godavari</w:t>
+        <w:t xml:space="preserve">(d) Four</w:t>
       </w:r>
     </w:p>
     <w:p>
-      <w:pPr>
-        <w:spacing w:after="0" w:before="40"/>
-      </w:pPr>
       <w:r>
-        <w:rPr>
-          <w:b/>
-          <w:i w:val="0"/>
-          <w:sz w:val="22"/>
-        </w:rPr>
-        <w:t>Answer: a</w:t>
+        <w:t xml:space="preserve">Answer: c</w:t>
       </w:r>
     </w:p>
     <w:p>
-      <w:pPr>
-        <w:spacing w:after="0" w:before="0"/>
-      </w:pPr>
       <w:r>
-        <w:rPr>
-          <w:b w:val="0"/>
-          <w:i w:val="0"/>
-          <w:sz w:val="21"/>
-        </w:rPr>
-        <w:t>Solution: The Damodar river is called the 'Sorrow of Bengal' because of the frequent floods it caused. The Ganga (b), Brahmaputra (c), and Godavari (d) have different historical associations.</w:t>
+        <w:t xml:space="preserve">Solution: The flag has three bands — saffron, white, and green — with the navy-blue Ashoka Chakra in the center.</w:t>
       </w:r>
     </w:p>
     <w:p>
-      <w:pPr>
-        <w:spacing w:after="0" w:before="0"/>
-      </w:pPr>
       <w:r>
-        <w:rPr>
-          <w:b w:val="0"/>
-          <w:i w:val="0"/>
-          <w:sz w:val="20"/>
-        </w:rPr>
-        <w:t>Positive Marks: 1</w:t>
+        <w:t xml:space="preserve">Positive Marks: 1</w:t>
       </w:r>
     </w:p>
     <w:p>
-      <w:pPr>
-        <w:spacing w:after="160" w:before="0"/>
-      </w:pPr>
       <w:r>
-        <w:rPr>
-          <w:b w:val="0"/>
-          <w:i w:val="0"/>
-          <w:sz w:val="20"/>
-        </w:rPr>
-        <w:t>Negative Marks: 0.25</w:t>
+        <w:t xml:space="preserve">Negative Marks: 0.25</w:t>
       </w:r>
     </w:p>
     <w:p>
-      <w:pPr>
-        <w:spacing w:after="40" w:before="120"/>
-      </w:pPr>
       <w:r>
-        <w:rPr>
-          <w:b w:val="0"/>
-          <w:i w:val="0"/>
-          <w:sz w:val="22"/>
-        </w:rPr>
-        <w:t>Question: The Gateway of India, a famous monument, is located in:</w:t>
+        <w:t xml:space="preserve">Question: The headquarters of UNICEF is located in:</w:t>
       </w:r>
     </w:p>
     <w:p>
-      <w:pPr>
-        <w:spacing w:after="0" w:before="0"/>
-      </w:pPr>
       <w:r>
-        <w:rPr>
-          <w:b w:val="0"/>
-          <w:i w:val="0"/>
-          <w:sz w:val="22"/>
-        </w:rPr>
-        <w:t>(a) Mumbai</w:t>
+        <w:t xml:space="preserve">(a) New York</w:t>
       </w:r>
     </w:p>
     <w:p>
-      <w:pPr>
-        <w:spacing w:after="0" w:before="0"/>
-      </w:pPr>
       <w:r>
-        <w:rPr>
-          <w:b w:val="0"/>
-          <w:i w:val="0"/>
-          <w:sz w:val="22"/>
-        </w:rPr>
-        <w:t>(b) Delhi</w:t>
+        <w:t xml:space="preserve">(b) Geneva</w:t>
       </w:r>
     </w:p>
     <w:p>
-      <w:pPr>
-        <w:spacing w:after="0" w:before="0"/>
-      </w:pPr>
       <w:r>
-        <w:rPr>
-          <w:b w:val="0"/>
-          <w:i w:val="0"/>
-          <w:sz w:val="22"/>
-        </w:rPr>
-        <w:t>(c) Kolkata</w:t>
+        <w:t xml:space="preserve">(c) Paris</w:t>
       </w:r>
     </w:p>
     <w:p>
-      <w:pPr>
-        <w:spacing w:after="0" w:before="0"/>
-      </w:pPr>
       <w:r>
-        <w:rPr>
-          <w:b w:val="0"/>
-          <w:i w:val="0"/>
-          <w:sz w:val="22"/>
-        </w:rPr>
-        <w:t>(d) Chennai</w:t>
+        <w:t xml:space="preserve">(d) Rome</w:t>
       </w:r>
     </w:p>
     <w:p>
-      <w:pPr>
-        <w:spacing w:after="0" w:before="40"/>
-      </w:pPr>
       <w:r>
-        <w:rPr>
-          <w:b/>
-          <w:i w:val="0"/>
-          <w:sz w:val="22"/>
-        </w:rPr>
-        <w:t>Answer: a</w:t>
+        <w:t xml:space="preserve">Answer: a</w:t>
       </w:r>
     </w:p>
     <w:p>
-      <w:pPr>
-        <w:spacing w:after="0" w:before="0"/>
-      </w:pPr>
       <w:r>
-        <w:rPr>
-          <w:b w:val="0"/>
-          <w:i w:val="0"/>
-          <w:sz w:val="21"/>
-        </w:rPr>
-        <w:t>Solution: The Gateway of India, built on the waterfront in 1924, is located in Mumbai. The other cities have different landmarks.</w:t>
+        <w:t xml:space="preserve">Solution: UNICEF's headquarters are in New York, alongside the United Nations.</w:t>
       </w:r>
     </w:p>
     <w:p>
-      <w:pPr>
-        <w:spacing w:after="0" w:before="0"/>
-      </w:pPr>
       <w:r>
-        <w:rPr>
-          <w:b w:val="0"/>
-          <w:i w:val="0"/>
-          <w:sz w:val="20"/>
-        </w:rPr>
-        <w:t>Positive Marks: 1</w:t>
+        <w:t xml:space="preserve">Positive Marks: 1</w:t>
       </w:r>
     </w:p>
     <w:p>
-      <w:pPr>
-        <w:spacing w:after="160" w:before="0"/>
-      </w:pPr>
       <w:r>
-        <w:rPr>
-          <w:b w:val="0"/>
-          <w:i w:val="0"/>
-          <w:sz w:val="20"/>
-        </w:rPr>
-        <w:t>Negative Marks: 0.25</w:t>
+        <w:t xml:space="preserve">Negative Marks: 0.25</w:t>
       </w:r>
     </w:p>
     <w:p>
-      <w:pPr>
-        <w:spacing w:after="40" w:before="120"/>
-      </w:pPr>
       <w:r>
-        <w:rPr>
-          <w:b w:val="0"/>
-          <w:i w:val="0"/>
-          <w:sz w:val="22"/>
-        </w:rPr>
-        <w:t>Question: Which gas makes up about 78% of the air we breathe?</w:t>
+        <w:t xml:space="preserve"/>
       </w:r>
     </w:p>
     <w:p>
-      <w:pPr>
-        <w:spacing w:after="0" w:before="0"/>
-      </w:pPr>
       <w:r>
-        <w:rPr>
-          <w:b w:val="0"/>
-          <w:i w:val="0"/>
-          <w:sz w:val="22"/>
-        </w:rPr>
-        <w:t>(a) Nitrogen</w:t>
+        <w:t xml:space="preserve">Question: A shopkeeper gives a 10% discount on an item marked ₹250. The selling price is:</w:t>
       </w:r>
     </w:p>
     <w:p>
-      <w:pPr>
-        <w:spacing w:after="0" w:before="0"/>
-      </w:pPr>
       <w:r>
-        <w:rPr>
-          <w:b w:val="0"/>
-          <w:i w:val="0"/>
-          <w:sz w:val="22"/>
-        </w:rPr>
-        <w:t>(b) Oxygen</w:t>
+        <w:t xml:space="preserve">(a) ₹240</w:t>
       </w:r>
     </w:p>
     <w:p>
-      <w:pPr>
-        <w:spacing w:after="0" w:before="0"/>
-      </w:pPr>
       <w:r>
-        <w:rPr>
-          <w:b w:val="0"/>
-          <w:i w:val="0"/>
-          <w:sz w:val="22"/>
-        </w:rPr>
-        <w:t>(c) Carbon dioxide</w:t>
+        <w:t xml:space="preserve">(b) ₹210</w:t>
       </w:r>
     </w:p>
     <w:p>
-      <w:pPr>
-        <w:spacing w:after="0" w:before="0"/>
-      </w:pPr>
       <w:r>
-        <w:rPr>
-          <w:b w:val="0"/>
-          <w:i w:val="0"/>
-          <w:sz w:val="22"/>
-        </w:rPr>
-        <w:t>(d) Argon</w:t>
+        <w:t xml:space="preserve">(c) ₹235</w:t>
       </w:r>
     </w:p>
     <w:p>
-      <w:pPr>
-        <w:spacing w:after="0" w:before="40"/>
-      </w:pPr>
       <w:r>
-        <w:rPr>
-          <w:b/>
-          <w:i w:val="0"/>
-          <w:sz w:val="22"/>
-        </w:rPr>
-        <w:t>Answer: a</w:t>
+        <w:t xml:space="preserve">(d) ₹225</w:t>
       </w:r>
     </w:p>
     <w:p>
-      <w:pPr>
-        <w:spacing w:after="0" w:before="0"/>
-      </w:pPr>
       <w:r>
-        <w:rPr>
-          <w:b w:val="0"/>
-          <w:i w:val="0"/>
-          <w:sz w:val="21"/>
-        </w:rPr>
-        <w:t>Solution: Nitrogen constitutes about 78% of the atmosphere. Oxygen (b) is about 21%, and argon (d) about 0.93%; carbon dioxide (c) is a trace gas.</w:t>
+        <w:t xml:space="preserve">Answer: d</w:t>
       </w:r>
     </w:p>
     <w:p>
-      <w:pPr>
-        <w:spacing w:after="0" w:before="0"/>
-      </w:pPr>
       <w:r>
-        <w:rPr>
-          <w:b w:val="0"/>
-          <w:i w:val="0"/>
-          <w:sz w:val="20"/>
-        </w:rPr>
-        <w:t>Positive Marks: 1</w:t>
+        <w:t xml:space="preserve">Solution: Discount = 10% of 250 = ₹25; selling price = 250 - 25 = ₹225.</w:t>
       </w:r>
     </w:p>
     <w:p>
-      <w:pPr>
-        <w:spacing w:after="160" w:before="0"/>
-      </w:pPr>
       <w:r>
-        <w:rPr>
-          <w:b w:val="0"/>
-          <w:i w:val="0"/>
-          <w:sz w:val="20"/>
-        </w:rPr>
-        <w:t>Negative Marks: 0.25</w:t>
+        <w:t xml:space="preserve">Positive Marks: 1</w:t>
       </w:r>
     </w:p>
     <w:p>
-      <w:pPr>
-        <w:spacing w:after="40" w:before="120"/>
-      </w:pPr>
       <w:r>
-        <w:rPr>
-          <w:b w:val="0"/>
-          <w:i w:val="0"/>
-          <w:sz w:val="22"/>
-        </w:rPr>
-        <w:t>Question: A man is facing north. He turns 90 degrees clockwise, then 180 degrees anticlockwise. Which direction is he facing now?</w:t>
+        <w:t xml:space="preserve">Negative Marks: 0.25</w:t>
       </w:r>
     </w:p>
     <w:p>
-      <w:pPr>
-        <w:spacing w:after="0" w:before="0"/>
-      </w:pPr>
       <w:r>
-        <w:rPr>
-          <w:b w:val="0"/>
-          <w:i w:val="0"/>
-          <w:sz w:val="22"/>
-        </w:rPr>
-        <w:t>(a) West</w:t>
+        <w:t xml:space="preserve"/>
       </w:r>
     </w:p>
     <w:p>
-      <w:pPr>
-        <w:spacing w:after="0" w:before="0"/>
-      </w:pPr>
       <w:r>
-        <w:rPr>
-          <w:b w:val="0"/>
-          <w:i w:val="0"/>
-          <w:sz w:val="22"/>
-        </w:rPr>
-        <w:t>(b) East</w:t>
+        <w:t xml:space="preserve">Question: Wi-Fi is a technology used for:</w:t>
       </w:r>
     </w:p>
     <w:p>
-      <w:pPr>
-        <w:spacing w:after="0" w:before="0"/>
-      </w:pPr>
       <w:r>
-        <w:rPr>
-          <w:b w:val="0"/>
-          <w:i w:val="0"/>
-          <w:sz w:val="22"/>
-        </w:rPr>
-        <w:t>(c) South</w:t>
+        <w:t xml:space="preserve">(a) Printing only</w:t>
       </w:r>
     </w:p>
     <w:p>
-      <w:pPr>
-        <w:spacing w:after="0" w:before="0"/>
-      </w:pPr>
       <w:r>
-        <w:rPr>
-          <w:b w:val="0"/>
-          <w:i w:val="0"/>
-          <w:sz w:val="22"/>
-        </w:rPr>
-        <w:t>(d) North</w:t>
+        <w:t xml:space="preserve">(b) Wireless internet connectivity</w:t>
       </w:r>
     </w:p>
     <w:p>
-      <w:pPr>
-        <w:spacing w:after="0" w:before="40"/>
-      </w:pPr>
       <w:r>
-        <w:rPr>
-          <w:b/>
-          <w:i w:val="0"/>
-          <w:sz w:val="22"/>
-        </w:rPr>
-        <w:t>Answer: a</w:t>
+        <w:t xml:space="preserve">(c) Storing files</w:t>
       </w:r>
     </w:p>
     <w:p>
-      <w:pPr>
-        <w:spacing w:after="0" w:before="0"/>
-      </w:pPr>
       <w:r>
-        <w:rPr>
-          <w:b w:val="0"/>
-          <w:i w:val="0"/>
-          <w:sz w:val="21"/>
-        </w:rPr>
-        <w:t>Solution: Facing north, a 90-degree clockwise turn faces east; a further 180-degree anticlockwise turn from east faces west. The other options are incorrect.</w:t>
+        <w:t xml:space="preserve">(d) Charging batteries</w:t>
       </w:r>
     </w:p>
     <w:p>
-      <w:pPr>
-        <w:spacing w:after="0" w:before="0"/>
-      </w:pPr>
       <w:r>
-        <w:rPr>
-          <w:b w:val="0"/>
-          <w:i w:val="0"/>
-          <w:sz w:val="20"/>
-        </w:rPr>
-        <w:t>Positive Marks: 1</w:t>
+        <w:t xml:space="preserve">Answer: b</w:t>
       </w:r>
     </w:p>
     <w:p>
-      <w:pPr>
-        <w:spacing w:after="160" w:before="0"/>
-      </w:pPr>
       <w:r>
-        <w:rPr>
-          <w:b w:val="0"/>
-          <w:i w:val="0"/>
-          <w:sz w:val="20"/>
-        </w:rPr>
-        <w:t>Negative Marks: 0.25</w:t>
+        <w:t xml:space="preserve">Solution: Wi-Fi connects devices to a network and the internet wirelessly using radio waves.</w:t>
       </w:r>
     </w:p>
     <w:p>
-      <w:pPr>
-        <w:spacing w:after="40" w:before="120"/>
-      </w:pPr>
       <w:r>
-        <w:rPr>
-          <w:b w:val="0"/>
-          <w:i w:val="0"/>
-          <w:sz w:val="22"/>
-        </w:rPr>
-        <w:t>Question: Fish : Water :: Bird : ?</w:t>
+        <w:t xml:space="preserve">Positive Marks: 1</w:t>
       </w:r>
     </w:p>
     <w:p>
-      <w:pPr>
-        <w:spacing w:after="0" w:before="0"/>
-      </w:pPr>
       <w:r>
-        <w:rPr>
-          <w:b w:val="0"/>
-          <w:i w:val="0"/>
-          <w:sz w:val="22"/>
-        </w:rPr>
-        <w:t>(a) Air</w:t>
+        <w:t xml:space="preserve">Negative Marks: 0.25</w:t>
       </w:r>
     </w:p>
     <w:p>
-      <w:pPr>
-        <w:spacing w:after="0" w:before="0"/>
-      </w:pPr>
       <w:r>
-        <w:rPr>
-          <w:b w:val="0"/>
-          <w:i w:val="0"/>
-          <w:sz w:val="22"/>
-        </w:rPr>
-        <w:t>(b) Nest</w:t>
+        <w:t xml:space="preserve"/>
       </w:r>
     </w:p>
     <w:p>
-      <w:pPr>
-        <w:spacing w:after="0" w:before="0"/>
-      </w:pPr>
       <w:r>
-        <w:rPr>
-          <w:b w:val="0"/>
-          <w:i w:val="0"/>
-          <w:sz w:val="22"/>
-        </w:rPr>
-        <w:t>(c) Tree</w:t>
+        <w:t xml:space="preserve">Question: The Jallianwala Bagh massacre took place in which city?</w:t>
       </w:r>
     </w:p>
     <w:p>
-      <w:pPr>
-        <w:spacing w:after="0" w:before="0"/>
-      </w:pPr>
       <w:r>
-        <w:rPr>
-          <w:b w:val="0"/>
-          <w:i w:val="0"/>
-          <w:sz w:val="22"/>
-        </w:rPr>
-        <w:t>(d) Sky</w:t>
+        <w:t xml:space="preserve">(a) Delhi</w:t>
       </w:r>
     </w:p>
     <w:p>
-      <w:pPr>
-        <w:spacing w:after="0" w:before="40"/>
-      </w:pPr>
       <w:r>
-        <w:rPr>
-          <w:b/>
-          <w:i w:val="0"/>
-          <w:sz w:val="22"/>
-        </w:rPr>
-        <w:t>Answer: a</w:t>
+        <w:t xml:space="preserve">(b) Mumbai</w:t>
       </w:r>
     </w:p>
     <w:p>
-      <w:pPr>
-        <w:spacing w:after="0" w:before="0"/>
-      </w:pPr>
       <w:r>
-        <w:rPr>
-          <w:b w:val="0"/>
-          <w:i w:val="0"/>
-          <w:sz w:val="21"/>
-        </w:rPr>
-        <w:t>Solution: Fish live in water; similarly, birds live in the air. A nest (b) and tree (c) are where birds stay, and sky (d) is a less direct habitat term, making air the correct analogy.</w:t>
+        <w:t xml:space="preserve">(c) Amritsar</w:t>
       </w:r>
     </w:p>
     <w:p>
-      <w:pPr>
-        <w:spacing w:after="0" w:before="0"/>
-      </w:pPr>
       <w:r>
-        <w:rPr>
-          <w:b w:val="0"/>
-          <w:i w:val="0"/>
-          <w:sz w:val="20"/>
-        </w:rPr>
-        <w:t>Positive Marks: 1</w:t>
+        <w:t xml:space="preserve">(d) Lahore</w:t>
       </w:r>
     </w:p>
     <w:p>
-      <w:pPr>
-        <w:spacing w:after="160" w:before="0"/>
-      </w:pPr>
       <w:r>
-        <w:rPr>
-          <w:b w:val="0"/>
-          <w:i w:val="0"/>
-          <w:sz w:val="20"/>
-        </w:rPr>
-        <w:t>Negative Marks: 0.25</w:t>
+        <w:t xml:space="preserve">Answer: c</w:t>
       </w:r>
     </w:p>
     <w:p>
-      <w:pPr>
-        <w:spacing w:after="40" w:before="120"/>
-      </w:pPr>
       <w:r>
-        <w:rPr>
-          <w:b w:val="0"/>
-          <w:i w:val="0"/>
-          <w:sz w:val="22"/>
-        </w:rPr>
-        <w:t>Question: Find the next number in the series: 5, 9, 17, 33, ?</w:t>
+        <w:t xml:space="preserve">Solution: In April 1919, British troops fired on an unarmed crowd at Jallianwala Bagh in Amritsar.</w:t>
       </w:r>
     </w:p>
     <w:p>
-      <w:pPr>
-        <w:spacing w:after="0" w:before="0"/>
-      </w:pPr>
       <w:r>
-        <w:rPr>
-          <w:b w:val="0"/>
-          <w:i w:val="0"/>
-          <w:sz w:val="22"/>
-        </w:rPr>
-        <w:t>(a) 65</w:t>
+        <w:t xml:space="preserve">Positive Marks: 1</w:t>
       </w:r>
     </w:p>
     <w:p>
-      <w:pPr>
-        <w:spacing w:after="0" w:before="0"/>
-      </w:pPr>
       <w:r>
-        <w:rPr>
-          <w:b w:val="0"/>
-          <w:i w:val="0"/>
-          <w:sz w:val="22"/>
-        </w:rPr>
-        <w:t>(b) 49</w:t>
+        <w:t xml:space="preserve">Negative Marks: 0.25</w:t>
       </w:r>
     </w:p>
     <w:p>
-      <w:pPr>
-        <w:spacing w:after="0" w:before="0"/>
-      </w:pPr>
       <w:r>
-        <w:rPr>
-          <w:b w:val="0"/>
-          <w:i w:val="0"/>
-          <w:sz w:val="22"/>
-        </w:rPr>
-        <w:t>(c) 57</w:t>
+        <w:t xml:space="preserve"/>
       </w:r>
     </w:p>
     <w:p>
-      <w:pPr>
-        <w:spacing w:after="0" w:before="0"/>
-      </w:pPr>
       <w:r>
-        <w:rPr>
-          <w:b w:val="0"/>
-          <w:i w:val="0"/>
-          <w:sz w:val="22"/>
-        </w:rPr>
-        <w:t>(d) 61</w:t>
+        <w:t xml:space="preserve">Question: How many degrees does the hour hand of a clock move in 1 hour?</w:t>
       </w:r>
     </w:p>
     <w:p>
-      <w:pPr>
-        <w:spacing w:after="0" w:before="40"/>
-      </w:pPr>
       <w:r>
-        <w:rPr>
-          <w:b/>
-          <w:i w:val="0"/>
-          <w:sz w:val="22"/>
-        </w:rPr>
-        <w:t>Answer: a</w:t>
+        <w:t xml:space="preserve">(a) 30 degrees</w:t>
       </w:r>
     </w:p>
     <w:p>
-      <w:pPr>
-        <w:spacing w:after="0" w:before="0"/>
-      </w:pPr>
       <w:r>
-        <w:rPr>
-          <w:b w:val="0"/>
-          <w:i w:val="0"/>
-          <w:sz w:val="21"/>
-        </w:rPr>
-        <w:t>Solution: Each term doubles and subtracts 1: 5×2−1=9, 9×2−1=17, 17×2−1=33, so 33×2−1=65. The other options do not follow this pattern.</w:t>
+        <w:t xml:space="preserve">(b) 60 degrees</w:t>
       </w:r>
     </w:p>
     <w:p>
-      <w:pPr>
-        <w:spacing w:after="0" w:before="0"/>
-      </w:pPr>
       <w:r>
-        <w:rPr>
-          <w:b w:val="0"/>
-          <w:i w:val="0"/>
-          <w:sz w:val="20"/>
-        </w:rPr>
-        <w:t>Positive Marks: 1</w:t>
+        <w:t xml:space="preserve">(c) 90 degrees</w:t>
       </w:r>
     </w:p>
     <w:p>
-      <w:pPr>
-        <w:spacing w:after="160" w:before="0"/>
-      </w:pPr>
       <w:r>
-        <w:rPr>
-          <w:b w:val="0"/>
-          <w:i w:val="0"/>
-          <w:sz w:val="20"/>
-        </w:rPr>
-        <w:t>Negative Marks: 0.25</w:t>
+        <w:t xml:space="preserve">(d) 15 degrees</w:t>
       </w:r>
     </w:p>
     <w:p>
-      <w:pPr>
-        <w:spacing w:after="40" w:before="120"/>
-      </w:pPr>
       <w:r>
-        <w:rPr>
-          <w:b w:val="0"/>
-          <w:i w:val="0"/>
-          <w:sz w:val="22"/>
-        </w:rPr>
-        <w:t>Question: Which vitamin is stored in the liver and can reach toxic levels if taken in excess?</w:t>
+        <w:t xml:space="preserve">Answer: a</w:t>
       </w:r>
     </w:p>
     <w:p>
-      <w:pPr>
-        <w:spacing w:after="0" w:before="0"/>
-      </w:pPr>
       <w:r>
-        <w:rPr>
-          <w:b w:val="0"/>
-          <w:i w:val="0"/>
-          <w:sz w:val="22"/>
-        </w:rPr>
-        <w:t>(a) Vitamin A</w:t>
+        <w:t xml:space="preserve">Solution: The hour hand covers 360 degrees in 12 hours, so it moves 360/12 = 30 degrees per hour.</w:t>
       </w:r>
     </w:p>
     <w:p>
-      <w:pPr>
-        <w:spacing w:after="0" w:before="0"/>
-      </w:pPr>
       <w:r>
-        <w:rPr>
-          <w:b w:val="0"/>
-          <w:i w:val="0"/>
-          <w:sz w:val="22"/>
-        </w:rPr>
-        <w:t>(b) Vitamin C</w:t>
+        <w:t xml:space="preserve">Positive Marks: 1</w:t>
       </w:r>
     </w:p>
     <w:p>
-      <w:pPr>
-        <w:spacing w:after="0" w:before="0"/>
-      </w:pPr>
       <w:r>
-        <w:rPr>
-          <w:b w:val="0"/>
-          <w:i w:val="0"/>
-          <w:sz w:val="22"/>
-        </w:rPr>
-        <w:t>(c) Vitamin B complex</w:t>
+        <w:t xml:space="preserve">Negative Marks: 0.25</w:t>
       </w:r>
     </w:p>
     <w:p>
-      <w:pPr>
-        <w:spacing w:after="0" w:before="0"/>
-      </w:pPr>
       <w:r>
-        <w:rPr>
-          <w:b w:val="0"/>
-          <w:i w:val="0"/>
-          <w:sz w:val="22"/>
-        </w:rPr>
-        <w:t>(d) Vitamin D in small doses only</w:t>
+        <w:t xml:space="preserve"/>
       </w:r>
     </w:p>
     <w:p>
-      <w:pPr>
-        <w:spacing w:after="0" w:before="40"/>
-      </w:pPr>
       <w:r>
-        <w:rPr>
-          <w:b/>
-          <w:i w:val="0"/>
-          <w:sz w:val="22"/>
-        </w:rPr>
-        <w:t>Answer: a</w:t>
+        <w:t xml:space="preserve">Question: Which of the following is software?</w:t>
       </w:r>
     </w:p>
     <w:p>
-      <w:pPr>
-        <w:spacing w:after="0" w:before="0"/>
-      </w:pPr>
       <w:r>
-        <w:rPr>
-          <w:b w:val="0"/>
-          <w:i w:val="0"/>
-          <w:sz w:val="21"/>
-        </w:rPr>
-        <w:t>Solution: Fat-soluble vitamin A is stored in the liver, and excess intake can cause toxicity with headache, liver damage, and bone pain. Vitamin C (b) and B complex (c) are water-soluble and excreted in urine.</w:t>
+        <w:t xml:space="preserve">(a) Mouse</w:t>
       </w:r>
     </w:p>
     <w:p>
-      <w:pPr>
-        <w:spacing w:after="0" w:before="0"/>
-      </w:pPr>
       <w:r>
-        <w:rPr>
-          <w:b w:val="0"/>
-          <w:i w:val="0"/>
-          <w:sz w:val="20"/>
-        </w:rPr>
-        <w:t>Positive Marks: 1</w:t>
+        <w:t xml:space="preserve">(b) Keyboard</w:t>
       </w:r>
     </w:p>
     <w:p>
-      <w:pPr>
-        <w:spacing w:after="160" w:before="0"/>
-      </w:pPr>
       <w:r>
-        <w:rPr>
-          <w:b w:val="0"/>
-          <w:i w:val="0"/>
-          <w:sz w:val="20"/>
-        </w:rPr>
-        <w:t>Negative Marks: 0.25</w:t>
+        <w:t xml:space="preserve">(c) Monitor</w:t>
       </w:r>
     </w:p>
     <w:p>
-      <w:pPr>
-        <w:spacing w:after="40" w:before="120"/>
-      </w:pPr>
       <w:r>
-        <w:rPr>
-          <w:b w:val="0"/>
-          <w:i w:val="0"/>
-          <w:sz w:val="22"/>
-        </w:rPr>
-        <w:t>Question: Which element is the most abundant in the human body by mass?</w:t>
+        <w:t xml:space="preserve">(d) Operating system</w:t>
       </w:r>
     </w:p>
     <w:p>
-      <w:pPr>
-        <w:spacing w:after="0" w:before="0"/>
-      </w:pPr>
       <w:r>
-        <w:rPr>
-          <w:b w:val="0"/>
-          <w:i w:val="0"/>
-          <w:sz w:val="22"/>
-        </w:rPr>
-        <w:t>(a) Oxygen</w:t>
+        <w:t xml:space="preserve">Answer: d</w:t>
       </w:r>
     </w:p>
     <w:p>
-      <w:pPr>
-        <w:spacing w:after="0" w:before="0"/>
-      </w:pPr>
       <w:r>
-        <w:rPr>
-          <w:b w:val="0"/>
-          <w:i w:val="0"/>
-          <w:sz w:val="22"/>
-        </w:rPr>
-        <w:t>(b) Carbon</w:t>
+        <w:t xml:space="preserve">Solution: The operating system (e.g., Windows, Linux) is software; a mouse, keyboard, and monitor are hardware.</w:t>
       </w:r>
     </w:p>
     <w:p>
-      <w:pPr>
-        <w:spacing w:after="0" w:before="0"/>
-      </w:pPr>
       <w:r>
-        <w:rPr>
-          <w:b w:val="0"/>
-          <w:i w:val="0"/>
-          <w:sz w:val="22"/>
-        </w:rPr>
-        <w:t>(c) Hydrogen</w:t>
+        <w:t xml:space="preserve">Positive Marks: 1</w:t>
       </w:r>
     </w:p>
     <w:p>
-      <w:pPr>
-        <w:spacing w:after="0" w:before="0"/>
-      </w:pPr>
       <w:r>
-        <w:rPr>
-          <w:b w:val="0"/>
-          <w:i w:val="0"/>
-          <w:sz w:val="22"/>
-        </w:rPr>
-        <w:t>(d) Nitrogen</w:t>
+        <w:t xml:space="preserve">Negative Marks: 0.25</w:t>
       </w:r>
     </w:p>
     <w:p>
-      <w:pPr>
-        <w:spacing w:after="0" w:before="40"/>
-      </w:pPr>
       <w:r>
-        <w:rPr>
-          <w:b/>
-          <w:i w:val="0"/>
-          <w:sz w:val="22"/>
-        </w:rPr>
-        <w:t>Answer: a</w:t>
+        <w:t xml:space="preserve"/>
       </w:r>
     </w:p>
     <w:p>
-      <w:pPr>
-        <w:spacing w:after="0" w:before="0"/>
-      </w:pPr>
       <w:r>
-        <w:rPr>
-          <w:b w:val="0"/>
-          <w:i w:val="0"/>
-          <w:sz w:val="21"/>
-        </w:rPr>
-        <w:t>Solution: Oxygen makes up about 65% of the human body by mass, followed by carbon (about 18%), hydrogen (10%), and nitrogen (3%). The other options are less abundant.</w:t>
+        <w:t xml:space="preserve">Question: ISRO is the space agency of which country?</w:t>
       </w:r>
     </w:p>
     <w:p>
-      <w:pPr>
-        <w:spacing w:after="0" w:before="0"/>
-      </w:pPr>
       <w:r>
-        <w:rPr>
-          <w:b w:val="0"/>
-          <w:i w:val="0"/>
-          <w:sz w:val="20"/>
-        </w:rPr>
-        <w:t>Positive Marks: 1</w:t>
+        <w:t xml:space="preserve">(a) USA</w:t>
       </w:r>
     </w:p>
     <w:p>
-      <w:pPr>
-        <w:spacing w:after="160" w:before="0"/>
-      </w:pPr>
       <w:r>
-        <w:rPr>
-          <w:b w:val="0"/>
-          <w:i w:val="0"/>
-          <w:sz w:val="20"/>
-        </w:rPr>
-        <w:t>Negative Marks: 0.25</w:t>
+        <w:t xml:space="preserve">(b) India</w:t>
       </w:r>
     </w:p>
     <w:p>
-      <w:pPr>
-        <w:spacing w:after="40" w:before="120"/>
-      </w:pPr>
       <w:r>
-        <w:rPr>
-          <w:b w:val="0"/>
-          <w:i w:val="0"/>
-          <w:sz w:val="22"/>
-        </w:rPr>
-        <w:t>Question: The loss of water as vapour from the leaves of plants is called:</w:t>
+        <w:t xml:space="preserve">(c) China</w:t>
       </w:r>
     </w:p>
     <w:p>
-      <w:pPr>
-        <w:spacing w:after="0" w:before="0"/>
-      </w:pPr>
       <w:r>
-        <w:rPr>
-          <w:b w:val="0"/>
-          <w:i w:val="0"/>
-          <w:sz w:val="22"/>
-        </w:rPr>
-        <w:t>(a) Transpiration</w:t>
+        <w:t xml:space="preserve">(d) Russia</w:t>
       </w:r>
     </w:p>
     <w:p>
-      <w:pPr>
-        <w:spacing w:after="0" w:before="0"/>
-      </w:pPr>
       <w:r>
-        <w:rPr>
-          <w:b w:val="0"/>
-          <w:i w:val="0"/>
-          <w:sz w:val="22"/>
-        </w:rPr>
-        <w:t>(b) Respiration</w:t>
+        <w:t xml:space="preserve">Answer: b</w:t>
       </w:r>
     </w:p>
     <w:p>
-      <w:pPr>
-        <w:spacing w:after="0" w:before="0"/>
-      </w:pPr>
       <w:r>
-        <w:rPr>
-          <w:b w:val="0"/>
-          <w:i w:val="0"/>
-          <w:sz w:val="22"/>
-        </w:rPr>
-        <w:t>(c) Photosynthesis</w:t>
+        <w:t xml:space="preserve">Solution: ISRO (Indian Space Research Organisation) is India's space agency, headquartered in Bengaluru.</w:t>
       </w:r>
     </w:p>
     <w:p>
-      <w:pPr>
-        <w:spacing w:after="0" w:before="0"/>
-      </w:pPr>
       <w:r>
-        <w:rPr>
-          <w:b w:val="0"/>
-          <w:i w:val="0"/>
-          <w:sz w:val="22"/>
-        </w:rPr>
-        <w:t>(d) Osmosis</w:t>
+        <w:t xml:space="preserve">Positive Marks: 1</w:t>
       </w:r>
     </w:p>
     <w:p>
-      <w:pPr>
-        <w:spacing w:after="0" w:before="40"/>
-      </w:pPr>
       <w:r>
-        <w:rPr>
-          <w:b/>
-          <w:i w:val="0"/>
-          <w:sz w:val="22"/>
-        </w:rPr>
-        <w:t>Answer: a</w:t>
+        <w:t xml:space="preserve">Negative Marks: 0.25</w:t>
       </w:r>
     </w:p>
     <w:p>
-      <w:pPr>
-        <w:spacing w:after="0" w:before="0"/>
-      </w:pPr>
       <w:r>
-        <w:rPr>
-          <w:b w:val="0"/>
-          <w:i w:val="0"/>
-          <w:sz w:val="21"/>
-        </w:rPr>
-        <w:t>Solution: Transpiration is the evaporation of water from plant leaves through stomata. Respiration (b) releases energy, photosynthesis (c) makes food, and osmosis (d) is water movement across a membrane.</w:t>
+        <w:t xml:space="preserve"/>
       </w:r>
     </w:p>
     <w:p>
-      <w:pPr>
-        <w:spacing w:after="0" w:before="0"/>
-      </w:pPr>
       <w:r>
-        <w:rPr>
-          <w:b w:val="0"/>
-          <w:i w:val="0"/>
-          <w:sz w:val="20"/>
-        </w:rPr>
-        <w:t>Positive Marks: 1</w:t>
+        <w:t xml:space="preserve">Question: The product of 25 and 0.4 is:</w:t>
       </w:r>
     </w:p>
     <w:p>
-      <w:pPr>
-        <w:spacing w:after="160" w:before="0"/>
-      </w:pPr>
       <w:r>
-        <w:rPr>
-          <w:b w:val="0"/>
-          <w:i w:val="0"/>
-          <w:sz w:val="20"/>
-        </w:rPr>
-        <w:t>Negative Marks: 0.25</w:t>
+        <w:t xml:space="preserve">(a) 100</w:t>
       </w:r>
     </w:p>
     <w:p>
-      <w:pPr>
-        <w:spacing w:after="40" w:before="120"/>
-      </w:pPr>
       <w:r>
-        <w:rPr>
-          <w:b w:val="0"/>
-          <w:i w:val="0"/>
-          <w:sz w:val="22"/>
-        </w:rPr>
-        <w:t>Question: Which type of mirror is used in the side mirrors of vehicles to give a wider field of view?</w:t>
+        <w:t xml:space="preserve">(b) 25.4</w:t>
       </w:r>
     </w:p>
     <w:p>
-      <w:pPr>
-        <w:spacing w:after="0" w:before="0"/>
-      </w:pPr>
       <w:r>
-        <w:rPr>
-          <w:b w:val="0"/>
-          <w:i w:val="0"/>
-          <w:sz w:val="22"/>
-        </w:rPr>
-        <w:t>(a) Convex mirror</w:t>
+        <w:t xml:space="preserve">(c) 10</w:t>
       </w:r>
     </w:p>
     <w:p>
-      <w:pPr>
-        <w:spacing w:after="0" w:before="0"/>
-      </w:pPr>
       <w:r>
-        <w:rPr>
-          <w:b w:val="0"/>
-          <w:i w:val="0"/>
-          <w:sz w:val="22"/>
-        </w:rPr>
-        <w:t>(b) Concave mirror</w:t>
+        <w:t xml:space="preserve">(d) 6.25</w:t>
       </w:r>
     </w:p>
     <w:p>
-      <w:pPr>
-        <w:spacing w:after="0" w:before="0"/>
-      </w:pPr>
       <w:r>
-        <w:rPr>
-          <w:b w:val="0"/>
-          <w:i w:val="0"/>
-          <w:sz w:val="22"/>
-        </w:rPr>
-        <w:t>(c) Plane mirror</w:t>
+        <w:t xml:space="preserve">Answer: c</w:t>
       </w:r>
     </w:p>
     <w:p>
-      <w:pPr>
-        <w:spacing w:after="0" w:before="0"/>
-      </w:pPr>
       <w:r>
-        <w:rPr>
-          <w:b w:val="0"/>
-          <w:i w:val="0"/>
-          <w:sz w:val="22"/>
-        </w:rPr>
-        <w:t>(d) Parabolic mirror</w:t>
+        <w:t xml:space="preserve">Solution: 25 x 0.4 = 10.</w:t>
       </w:r>
     </w:p>
     <w:p>
-      <w:pPr>
-        <w:spacing w:after="0" w:before="40"/>
-      </w:pPr>
       <w:r>
-        <w:rPr>
-          <w:b/>
-          <w:i w:val="0"/>
-          <w:sz w:val="22"/>
-        </w:rPr>
-        <w:t>Answer: a</w:t>
+        <w:t xml:space="preserve">Positive Marks: 1</w:t>
       </w:r>
     </w:p>
     <w:p>
-      <w:pPr>
-        <w:spacing w:after="0" w:before="0"/>
-      </w:pPr>
       <w:r>
-        <w:rPr>
-          <w:b w:val="0"/>
-          <w:i w:val="0"/>
-          <w:sz w:val="21"/>
-        </w:rPr>
-        <w:t>Solution: Convex mirrors curve outward and produce smaller, erect images with a wider field of view, making them ideal for vehicle side mirrors. Concave mirrors (b) magnify and invert images at some distances.</w:t>
+        <w:t xml:space="preserve">Negative Marks: 0.25</w:t>
       </w:r>
     </w:p>
     <w:p>
-      <w:pPr>
-        <w:spacing w:after="0" w:before="0"/>
-      </w:pPr>
       <w:r>
-        <w:rPr>
-          <w:b w:val="0"/>
-          <w:i w:val="0"/>
-          <w:sz w:val="20"/>
-        </w:rPr>
-        <w:t>Positive Marks: 1</w:t>
+        <w:t xml:space="preserve"/>
       </w:r>
     </w:p>
     <w:p>
-      <w:pPr>
-        <w:spacing w:after="160" w:before="0"/>
-      </w:pPr>
       <w:r>
-        <w:rPr>
-          <w:b w:val="0"/>
-          <w:i w:val="0"/>
-          <w:sz w:val="20"/>
-        </w:rPr>
-        <w:t>Negative Marks: 0.25</w:t>
+        <w:t xml:space="preserve">Question: In most programs, Ctrl + Z is used to:</w:t>
+      </w:r>
+    </w:p>
+    <w:p>
+      <w:r>
+        <w:t xml:space="preserve">(a) Undo the last action</w:t>
+      </w:r>
+    </w:p>
+    <w:p>
+      <w:r>
+        <w:t xml:space="preserve">(b) Save the file</w:t>
+      </w:r>
+    </w:p>
+    <w:p>
+      <w:r>
+        <w:t xml:space="preserve">(c) Print the file</w:t>
+      </w:r>
+    </w:p>
+    <w:p>
+      <w:r>
+        <w:t xml:space="preserve">(d) Close the program</w:t>
+      </w:r>
+    </w:p>
+    <w:p>
+      <w:r>
+        <w:t xml:space="preserve">Answer: a</w:t>
+      </w:r>
+    </w:p>
+    <w:p>
+      <w:r>
+        <w:t xml:space="preserve">Solution: Ctrl + Z undoes the last action; Ctrl + S saves and Ctrl + P prints.</w:t>
+      </w:r>
+    </w:p>
+    <w:p>
+      <w:r>
+        <w:t xml:space="preserve">Positive Marks: 1</w:t>
+      </w:r>
+    </w:p>
+    <w:p>
+      <w:r>
+        <w:t xml:space="preserve">Negative Marks: 0.25</w:t>
+      </w:r>
+    </w:p>
+    <w:p>
+      <w:r>
+        <w:t xml:space="preserve"/>
+      </w:r>
+    </w:p>
+    <w:p>
+      <w:r>
+        <w:t xml:space="preserve">Question: Who was the first President of India?</w:t>
+      </w:r>
+    </w:p>
+    <w:p>
+      <w:r>
+        <w:t xml:space="preserve">(a) Jawaharlal Nehru</w:t>
+      </w:r>
+    </w:p>
+    <w:p>
+      <w:r>
+        <w:t xml:space="preserve">(b) Mahatma Gandhi</w:t>
+      </w:r>
+    </w:p>
+    <w:p>
+      <w:r>
+        <w:t xml:space="preserve">(c) Lal Bahadur Shastri</w:t>
+      </w:r>
+    </w:p>
+    <w:p>
+      <w:r>
+        <w:t xml:space="preserve">(d) Dr. Rajendra Prasad</w:t>
+      </w:r>
+    </w:p>
+    <w:p>
+      <w:r>
+        <w:t xml:space="preserve">Answer: d</w:t>
+      </w:r>
+    </w:p>
+    <w:p>
+      <w:r>
+        <w:t xml:space="preserve">Solution: Dr. Rajendra Prasad served as the first President of India from 1950 to 1962.</w:t>
+      </w:r>
+    </w:p>
+    <w:p>
+      <w:r>
+        <w:t xml:space="preserve">Positive Marks: 1</w:t>
+      </w:r>
+    </w:p>
+    <w:p>
+      <w:r>
+        <w:t xml:space="preserve">Negative Marks: 0.25</w:t>
       </w:r>
     </w:p>
     <w:sectPr>
       <w:pgSz w:w="12240" w:h="15840"/>
-      <w:pgMar w:top="864" w:right="1008" w:bottom="864" w:left="1008" w:header="720" w:footer="720" w:gutter="0"/>
+      <w:pgMar w:top="1440" w:right="1800" w:bottom="1440" w:left="1800" w:header="720" w:footer="720" w:gutter="0"/>
       <w:cols w:space="720"/>
       <w:docGrid w:linePitch="360"/>
     </w:sectPr>
@@ -2715,10 +1365,6 @@
     <w:name w:val="Normal"/>
     <w:qFormat/>
     <w:rsid w:val="00FC693F"/>
-    <w:rPr>
-      <w:rFonts w:ascii="Calibri" w:hAnsi="Calibri"/>
-      <w:sz w:val="22"/>
-    </w:rPr>
   </w:style>
   <w:style w:type="paragraph" w:styleId="Header">
     <w:name w:val="header"/>
